--- a/Workflows-for-Spatial-Ex-Ante-Economic-Analysis-of-Agronomy-Interventions.docx
+++ b/Workflows-for-Spatial-Ex-Ante-Economic-Analysis-of-Agronomy-Interventions.docx
@@ -957,7 +957,7 @@
       </w:r>
     </w:p>
     <w:bookmarkEnd w:id="36"/>
-    <w:bookmarkStart w:id="74" w:name="X403751c2379188c45bef4454d1838945cac8c16"/>
+    <w:bookmarkStart w:id="75" w:name="X403751c2379188c45bef4454d1838945cac8c16"/>
     <w:p>
       <w:pPr>
         <w:pStyle w:val="Heading1"/>
@@ -1465,7 +1465,7 @@
       </w:r>
     </w:p>
     <w:bookmarkEnd w:id="50"/>
-    <w:bookmarkStart w:id="60" w:name="X5ac667d858c41901dfda55bea1673a393579439"/>
+    <w:bookmarkStart w:id="61" w:name="X5ac667d858c41901dfda55bea1673a393579439"/>
     <w:p>
       <w:pPr>
         <w:pStyle w:val="Heading2"/>
@@ -1899,8 +1899,45 @@
         <w:t xml:space="preserve">.</w:t>
       </w:r>
     </w:p>
-    <w:bookmarkEnd w:id="60"/>
-    <w:bookmarkStart w:id="73" w:name="Xf4ebaa8365f4e402af8eac35d8b79b953253407"/>
+    <w:p>
+      <w:pPr>
+        <w:pStyle w:val="BodyText"/>
+      </w:pPr>
+      <w:r>
+        <w:t xml:space="preserve">Mkondiwa, M., Hurley, T.M., and Pardey, P.G. 2024.</w:t>
+      </w:r>
+      <w:r>
+        <w:t xml:space="preserve"> </w:t>
+      </w:r>
+      <w:r>
+        <w:t xml:space="preserve">“</w:t>
+      </w:r>
+      <w:r>
+        <w:t xml:space="preserve">Closing the gaps in experimental and observational crop response estimates: a bayesian approach</w:t>
+      </w:r>
+      <w:r>
+        <w:t xml:space="preserve">”</w:t>
+      </w:r>
+      <w:r>
+        <w:t xml:space="preserve">. Q Open 4. Doi:</w:t>
+      </w:r>
+      <w:r>
+        <w:t xml:space="preserve"> </w:t>
+      </w:r>
+      <w:hyperlink r:id="rId60">
+        <w:r>
+          <w:rPr>
+            <w:rStyle w:val="Hyperlink"/>
+          </w:rPr>
+          <w:t xml:space="preserve">https://doi.org/10.1093/qopen/qoae017</w:t>
+        </w:r>
+      </w:hyperlink>
+      <w:r>
+        <w:t xml:space="preserve">.</w:t>
+      </w:r>
+    </w:p>
+    <w:bookmarkEnd w:id="61"/>
+    <w:bookmarkStart w:id="74" w:name="Xf4ebaa8365f4e402af8eac35d8b79b953253407"/>
     <w:p>
       <w:pPr>
         <w:pStyle w:val="Heading2"/>
@@ -2054,18 +2091,18 @@
           <wp:inline>
             <wp:extent cx="3522587" cy="2307479"/>
             <wp:effectExtent b="0" l="0" r="0" t="0"/>
-            <wp:docPr descr="Figure 9: Workflow for causal ML and policy learning optimization" title="" id="62" name="Picture"/>
+            <wp:docPr descr="Figure 9: Workflow for causal ML and policy learning optimization" title="" id="63" name="Picture"/>
             <a:graphic>
               <a:graphicData uri="http://schemas.openxmlformats.org/drawingml/2006/picture">
                 <pic:pic>
                   <pic:nvPicPr>
-                    <pic:cNvPr descr="Causal_ML_prioritization_workflow.png" id="63" name="Picture"/>
+                    <pic:cNvPr descr="Causal_ML_prioritization_workflow.png" id="64" name="Picture"/>
                     <pic:cNvPicPr>
                       <a:picLocks noChangeArrowheads="1" noChangeAspect="1"/>
                     </pic:cNvPicPr>
                   </pic:nvPicPr>
                   <pic:blipFill>
-                    <a:blip r:embed="rId61"/>
+                    <a:blip r:embed="rId62"/>
                     <a:stretch>
                       <a:fillRect/>
                     </a:stretch>
@@ -2143,18 +2180,18 @@
           <wp:inline>
             <wp:extent cx="4830521" cy="3451740"/>
             <wp:effectExtent b="0" l="0" r="0" t="0"/>
-            <wp:docPr descr="Figure 10: Distribution of conditional average treatment effects of wheat yield gains to early sowing from multi-armed causal ML model" title="" id="65" name="Picture"/>
+            <wp:docPr descr="Figure 10: Distribution of conditional average treatment effects of wheat yield gains to early sowing from multi-armed causal ML model" title="" id="66" name="Picture"/>
             <a:graphic>
               <a:graphicData uri="http://schemas.openxmlformats.org/drawingml/2006/picture">
                 <pic:pic>
                   <pic:nvPicPr>
-                    <pic:cNvPr descr="Causal_ML_cates_distribution_figure.png" id="66" name="Picture"/>
+                    <pic:cNvPr descr="Causal_ML_cates_distribution_figure.png" id="67" name="Picture"/>
                     <pic:cNvPicPr>
                       <a:picLocks noChangeArrowheads="1" noChangeAspect="1"/>
                     </pic:cNvPicPr>
                   </pic:nvPicPr>
                   <pic:blipFill>
-                    <a:blip r:embed="rId64"/>
+                    <a:blip r:embed="rId65"/>
                     <a:stretch>
                       <a:fillRect/>
                     </a:stretch>
@@ -2198,18 +2235,18 @@
           <wp:inline>
             <wp:extent cx="4897256" cy="3780338"/>
             <wp:effectExtent b="0" l="0" r="0" t="0"/>
-            <wp:docPr descr="Figure 11: Transition matrix from status quo (as of 2019) to optimal allocations" title="" id="68" name="Picture"/>
+            <wp:docPr descr="Figure 11: Transition matrix from status quo (as of 2019) to optimal allocations" title="" id="69" name="Picture"/>
             <a:graphic>
               <a:graphicData uri="http://schemas.openxmlformats.org/drawingml/2006/picture">
                 <pic:pic>
                   <pic:nvPicPr>
-                    <pic:cNvPr descr="Transition_matrix_figure.png" id="69" name="Picture"/>
+                    <pic:cNvPr descr="Transition_matrix_figure.png" id="70" name="Picture"/>
                     <pic:cNvPicPr>
                       <a:picLocks noChangeArrowheads="1" noChangeAspect="1"/>
                     </pic:cNvPicPr>
                   </pic:nvPicPr>
                   <pic:blipFill>
-                    <a:blip r:embed="rId67"/>
+                    <a:blip r:embed="rId68"/>
                     <a:stretch>
                       <a:fillRect/>
                     </a:stretch>
@@ -2260,7 +2297,7 @@
       <w:r>
         <w:t xml:space="preserve"> </w:t>
       </w:r>
-      <w:hyperlink r:id="rId70">
+      <w:hyperlink r:id="rId71">
         <w:r>
           <w:rPr>
             <w:rStyle w:val="Hyperlink"/>
@@ -2277,7 +2314,7 @@
       <w:r>
         <w:t xml:space="preserve"> </w:t>
       </w:r>
-      <w:hyperlink r:id="rId71">
+      <w:hyperlink r:id="rId72">
         <w:r>
           <w:rPr>
             <w:rStyle w:val="Hyperlink"/>
@@ -2344,7 +2381,7 @@
       <w:r>
         <w:t xml:space="preserve"> </w:t>
       </w:r>
-      <w:hyperlink r:id="rId72">
+      <w:hyperlink r:id="rId73">
         <w:r>
           <w:rPr>
             <w:rStyle w:val="Hyperlink"/>
@@ -2356,9 +2393,9 @@
         <w:t xml:space="preserve">.</w:t>
       </w:r>
     </w:p>
-    <w:bookmarkEnd w:id="73"/>
     <w:bookmarkEnd w:id="74"/>
-    <w:bookmarkStart w:id="99" w:name="Xa86246670ada672c335ba5f52e206cdd3968124"/>
+    <w:bookmarkEnd w:id="75"/>
+    <w:bookmarkStart w:id="100" w:name="Xa86246670ada672c335ba5f52e206cdd3968124"/>
     <w:p>
       <w:pPr>
         <w:pStyle w:val="Heading1"/>
@@ -2367,7 +2404,7 @@
         <w:t xml:space="preserve">4. Spatial optimization toolkit: Computational risk-return modeling</w:t>
       </w:r>
     </w:p>
-    <w:bookmarkStart w:id="86" w:name="Xdd3b62684eab1e9b153e90e7fe6cffdc2aa5cde"/>
+    <w:bookmarkStart w:id="87" w:name="Xdd3b62684eab1e9b153e90e7fe6cffdc2aa5cde"/>
     <w:p>
       <w:pPr>
         <w:pStyle w:val="Heading2"/>
@@ -2519,18 +2556,18 @@
           <wp:inline>
             <wp:extent cx="3000375" cy="4619625"/>
             <wp:effectExtent b="0" l="0" r="0" t="0"/>
-            <wp:docPr descr="Figure 12: Mean-variance or mean-conditional value at risk (CVaR) workflow" title="" id="76" name="Picture"/>
+            <wp:docPr descr="Figure 12: Mean-variance or mean-conditional value at risk (CVaR) workflow" title="" id="77" name="Picture"/>
             <a:graphic>
               <a:graphicData uri="http://schemas.openxmlformats.org/drawingml/2006/picture">
                 <pic:pic>
                   <pic:nvPicPr>
-                    <pic:cNvPr descr="EV_CVaR_workflow.png" id="77" name="Picture"/>
+                    <pic:cNvPr descr="EV_CVaR_workflow.png" id="78" name="Picture"/>
                     <pic:cNvPicPr>
                       <a:picLocks noChangeArrowheads="1" noChangeAspect="1"/>
                     </pic:cNvPicPr>
                   </pic:nvPicPr>
                   <pic:blipFill>
-                    <a:blip r:embed="rId75"/>
+                    <a:blip r:embed="rId76"/>
                     <a:stretch>
                       <a:fillRect/>
                     </a:stretch>
@@ -2608,18 +2645,18 @@
           <wp:inline>
             <wp:extent cx="3944846" cy="2432016"/>
             <wp:effectExtent b="0" l="0" r="0" t="0"/>
-            <wp:docPr descr="Figure 13: Planting date-varietal yield frontier for Bihar, 2016-2021." title="" id="79" name="Picture"/>
+            <wp:docPr descr="Figure 13: Planting date-varietal yield frontier for Bihar, 2016-2021." title="" id="80" name="Picture"/>
             <a:graphic>
               <a:graphicData uri="http://schemas.openxmlformats.org/drawingml/2006/picture">
                 <pic:pic>
                   <pic:nvPicPr>
-                    <pic:cNvPr descr="sowing_date_varietal_yield_frontier.png" id="80" name="Picture"/>
+                    <pic:cNvPr descr="sowing_date_varietal_yield_frontier.png" id="81" name="Picture"/>
                     <pic:cNvPicPr>
                       <a:picLocks noChangeArrowheads="1" noChangeAspect="1"/>
                     </pic:cNvPicPr>
                   </pic:nvPicPr>
                   <pic:blipFill>
-                    <a:blip r:embed="rId78"/>
+                    <a:blip r:embed="rId79"/>
                     <a:stretch>
                       <a:fillRect/>
                     </a:stretch>
@@ -2663,18 +2700,18 @@
           <wp:inline>
             <wp:extent cx="3997507" cy="2891610"/>
             <wp:effectExtent b="0" l="0" r="0" t="0"/>
-            <wp:docPr descr="Figure 14: Optimal weights for planting date-variety yield frontier, 2016-2021." title="" id="82" name="Picture"/>
+            <wp:docPr descr="Figure 14: Optimal weights for planting date-variety yield frontier, 2016-2021." title="" id="83" name="Picture"/>
             <a:graphic>
               <a:graphicData uri="http://schemas.openxmlformats.org/drawingml/2006/picture">
                 <pic:pic>
                   <pic:nvPicPr>
-                    <pic:cNvPr descr="optimal_weights.png" id="83" name="Picture"/>
+                    <pic:cNvPr descr="optimal_weights.png" id="84" name="Picture"/>
                     <pic:cNvPicPr>
                       <a:picLocks noChangeArrowheads="1" noChangeAspect="1"/>
                     </pic:cNvPicPr>
                   </pic:nvPicPr>
                   <pic:blipFill>
-                    <a:blip r:embed="rId81"/>
+                    <a:blip r:embed="rId82"/>
                     <a:stretch>
                       <a:fillRect/>
                     </a:stretch>
@@ -2731,7 +2768,7 @@
         </w:rPr>
         <w:t xml:space="preserve"> </w:t>
       </w:r>
-      <w:hyperlink r:id="rId84">
+      <w:hyperlink r:id="rId85">
         <w:r>
           <w:rPr>
             <w:rStyle w:val="Hyperlink"/>
@@ -2799,7 +2836,7 @@
       <w:r>
         <w:t xml:space="preserve"> </w:t>
       </w:r>
-      <w:hyperlink r:id="rId85">
+      <w:hyperlink r:id="rId86">
         <w:r>
           <w:rPr>
             <w:rStyle w:val="Hyperlink"/>
@@ -2811,8 +2848,8 @@
         <w:t xml:space="preserve">.</w:t>
       </w:r>
     </w:p>
-    <w:bookmarkEnd w:id="86"/>
-    <w:bookmarkStart w:id="98" w:name="Xe4f442b02ba5887f17f7f2275a44f959b9a5799"/>
+    <w:bookmarkEnd w:id="87"/>
+    <w:bookmarkStart w:id="99" w:name="Xe4f442b02ba5887f17f7f2275a44f959b9a5799"/>
     <w:p>
       <w:pPr>
         <w:pStyle w:val="Heading2"/>
@@ -2987,18 +3024,18 @@
           <wp:inline>
             <wp:extent cx="5334000" cy="4075813"/>
             <wp:effectExtent b="0" l="0" r="0" t="0"/>
-            <wp:docPr descr="Figure 15: Risk optimization using second order stochastic dominance" title="" id="88" name="Picture"/>
+            <wp:docPr descr="Figure 15: Risk optimization using second order stochastic dominance" title="" id="89" name="Picture"/>
             <a:graphic>
               <a:graphicData uri="http://schemas.openxmlformats.org/drawingml/2006/picture">
                 <pic:pic>
                   <pic:nvPicPr>
-                    <pic:cNvPr descr="sosd_workflow.png" id="89" name="Picture"/>
+                    <pic:cNvPr descr="sosd_workflow.png" id="90" name="Picture"/>
                     <pic:cNvPicPr>
                       <a:picLocks noChangeArrowheads="1" noChangeAspect="1"/>
                     </pic:cNvPicPr>
                   </pic:nvPicPr>
                   <pic:blipFill>
-                    <a:blip r:embed="rId87"/>
+                    <a:blip r:embed="rId88"/>
                     <a:stretch>
                       <a:fillRect/>
                     </a:stretch>
@@ -3056,18 +3093,18 @@
           <wp:inline>
             <wp:extent cx="4590410" cy="6400800"/>
             <wp:effectExtent b="0" l="0" r="0" t="0"/>
-            <wp:docPr descr="Figure 16: Willingness to pay based on partial profits for planting date scenario in comparison to fixed date with long duration rice variety strategy" title="" id="91" name="Picture"/>
+            <wp:docPr descr="Figure 16: Willingness to pay based on partial profits for planting date scenario in comparison to fixed date with long duration rice variety strategy" title="" id="92" name="Picture"/>
             <a:graphic>
               <a:graphicData uri="http://schemas.openxmlformats.org/drawingml/2006/picture">
                 <pic:pic>
                   <pic:nvPicPr>
-                    <pic:cNvPr descr="system_profit_sosd_map.png" id="92" name="Picture"/>
+                    <pic:cNvPr descr="system_profit_sosd_map.png" id="93" name="Picture"/>
                     <pic:cNvPicPr>
                       <a:picLocks noChangeArrowheads="1" noChangeAspect="1"/>
                     </pic:cNvPicPr>
                   </pic:nvPicPr>
                   <pic:blipFill>
-                    <a:blip r:embed="rId90"/>
+                    <a:blip r:embed="rId91"/>
                     <a:stretch>
                       <a:fillRect/>
                     </a:stretch>
@@ -3111,18 +3148,18 @@
           <wp:inline>
             <wp:extent cx="5334000" cy="3248632"/>
             <wp:effectExtent b="0" l="0" r="0" t="0"/>
-            <wp:docPr descr="Figure 17: Robust and optimal rice planting date strategy" title="" id="94" name="Picture"/>
+            <wp:docPr descr="Figure 17: Robust and optimal rice planting date strategy" title="" id="95" name="Picture"/>
             <a:graphic>
               <a:graphicData uri="http://schemas.openxmlformats.org/drawingml/2006/picture">
                 <pic:pic>
                   <pic:nvPicPr>
-                    <pic:cNvPr descr="Optimal_rice_planting_strategy.png" id="95" name="Picture"/>
+                    <pic:cNvPr descr="Optimal_rice_planting_strategy.png" id="96" name="Picture"/>
                     <pic:cNvPicPr>
                       <a:picLocks noChangeArrowheads="1" noChangeAspect="1"/>
                     </pic:cNvPicPr>
                   </pic:nvPicPr>
                   <pic:blipFill>
-                    <a:blip r:embed="rId93"/>
+                    <a:blip r:embed="rId94"/>
                     <a:stretch>
                       <a:fillRect/>
                     </a:stretch>
@@ -3173,7 +3210,7 @@
       <w:r>
         <w:t xml:space="preserve"> </w:t>
       </w:r>
-      <w:hyperlink r:id="rId96">
+      <w:hyperlink r:id="rId97">
         <w:r>
           <w:rPr>
             <w:rStyle w:val="Hyperlink"/>
@@ -3263,7 +3300,7 @@
       <w:r>
         <w:t xml:space="preserve"> </w:t>
       </w:r>
-      <w:hyperlink r:id="rId97">
+      <w:hyperlink r:id="rId98">
         <w:r>
           <w:rPr>
             <w:rStyle w:val="Hyperlink"/>
@@ -3275,9 +3312,9 @@
         <w:t xml:space="preserve">.</w:t>
       </w:r>
     </w:p>
-    <w:bookmarkEnd w:id="98"/>
     <w:bookmarkEnd w:id="99"/>
-    <w:bookmarkStart w:id="105" w:name="X18c84c1004d65be555783a15c22226d58dc89ec"/>
+    <w:bookmarkEnd w:id="100"/>
+    <w:bookmarkStart w:id="106" w:name="X18c84c1004d65be555783a15c22226d58dc89ec"/>
     <w:p>
       <w:pPr>
         <w:pStyle w:val="Heading1"/>
@@ -3286,7 +3323,7 @@
         <w:t xml:space="preserve">5. Spatial economic surplus and return on investments (ROI) toolkit</w:t>
       </w:r>
     </w:p>
-    <w:bookmarkStart w:id="104" w:name="Xfe41af4083a207548d6683dbe36c175bbb236d4"/>
+    <w:bookmarkStart w:id="105" w:name="Xfe41af4083a207548d6683dbe36c175bbb236d4"/>
     <w:p>
       <w:pPr>
         <w:pStyle w:val="Heading2"/>
@@ -3408,18 +3445,18 @@
           <wp:inline>
             <wp:extent cx="4677877" cy="3801978"/>
             <wp:effectExtent b="0" l="0" r="0" t="0"/>
-            <wp:docPr descr="" title="" id="101" name="Picture"/>
+            <wp:docPr descr="" title="" id="102" name="Picture"/>
             <a:graphic>
               <a:graphicData uri="http://schemas.openxmlformats.org/drawingml/2006/picture">
                 <pic:pic>
                   <pic:nvPicPr>
-                    <pic:cNvPr descr="spatial_econ_surplus_figure.png" id="102" name="Picture"/>
+                    <pic:cNvPr descr="spatial_econ_surplus_figure.png" id="103" name="Picture"/>
                     <pic:cNvPicPr>
                       <a:picLocks noChangeArrowheads="1" noChangeAspect="1"/>
                     </pic:cNvPicPr>
                   </pic:nvPicPr>
                   <pic:blipFill>
-                    <a:blip r:embed="rId100"/>
+                    <a:blip r:embed="rId101"/>
                     <a:stretch>
                       <a:fillRect/>
                     </a:stretch>
@@ -3460,7 +3497,7 @@
       <w:r>
         <w:t xml:space="preserve"> </w:t>
       </w:r>
-      <w:hyperlink r:id="rId103">
+      <w:hyperlink r:id="rId104">
         <w:r>
           <w:rPr>
             <w:rStyle w:val="Hyperlink"/>
@@ -3504,9 +3541,9 @@
         <w:t xml:space="preserve">. CAB International. See Chapter 7 (pp. 463-498).</w:t>
       </w:r>
     </w:p>
-    <w:bookmarkEnd w:id="104"/>
     <w:bookmarkEnd w:id="105"/>
-    <w:bookmarkStart w:id="118" w:name="Xae5e01d3e6bd7ffe9295ce0ff29b5177bc735bb"/>
+    <w:bookmarkEnd w:id="106"/>
+    <w:bookmarkStart w:id="119" w:name="Xae5e01d3e6bd7ffe9295ce0ff29b5177bc735bb"/>
     <w:p>
       <w:pPr>
         <w:pStyle w:val="Heading1"/>
@@ -3515,7 +3552,7 @@
         <w:t xml:space="preserve">6. Structural differentiated agronomy toolkit</w:t>
       </w:r>
     </w:p>
-    <w:bookmarkStart w:id="117" w:name="X9f80aa6700447077b50b65fd30f25457c34ee15"/>
+    <w:bookmarkStart w:id="118" w:name="X9f80aa6700447077b50b65fd30f25457c34ee15"/>
     <w:p>
       <w:pPr>
         <w:pStyle w:val="Heading2"/>
@@ -3635,18 +3672,18 @@
           <wp:inline>
             <wp:extent cx="3368842" cy="2926080"/>
             <wp:effectExtent b="0" l="0" r="0" t="0"/>
-            <wp:docPr descr="" title="" id="107" name="Picture"/>
+            <wp:docPr descr="" title="" id="108" name="Picture"/>
             <a:graphic>
               <a:graphicData uri="http://schemas.openxmlformats.org/drawingml/2006/picture">
                 <pic:pic>
                   <pic:nvPicPr>
-                    <pic:cNvPr descr="differentiated_agronomy_workflow.png" id="108" name="Picture"/>
+                    <pic:cNvPr descr="differentiated_agronomy_workflow.png" id="109" name="Picture"/>
                     <pic:cNvPicPr>
                       <a:picLocks noChangeArrowheads="1" noChangeAspect="1"/>
                     </pic:cNvPicPr>
                   </pic:nvPicPr>
                   <pic:blipFill>
-                    <a:blip r:embed="rId106"/>
+                    <a:blip r:embed="rId107"/>
                     <a:stretch>
                       <a:fillRect/>
                     </a:stretch>
@@ -3694,18 +3731,18 @@
           <wp:inline>
             <wp:extent cx="5334000" cy="5651055"/>
             <wp:effectExtent b="0" l="0" r="0" t="0"/>
-            <wp:docPr descr="" title="" id="110" name="Picture"/>
+            <wp:docPr descr="" title="" id="111" name="Picture"/>
             <a:graphic>
               <a:graphicData uri="http://schemas.openxmlformats.org/drawingml/2006/picture">
                 <pic:pic>
                   <pic:nvPicPr>
-                    <pic:cNvPr descr="OLS_estimates_diff_Agron.png" id="111" name="Picture"/>
+                    <pic:cNvPr descr="OLS_estimates_diff_Agron.png" id="112" name="Picture"/>
                     <pic:cNvPicPr>
                       <a:picLocks noChangeArrowheads="1" noChangeAspect="1"/>
                     </pic:cNvPicPr>
                   </pic:nvPicPr>
                   <pic:blipFill>
-                    <a:blip r:embed="rId109"/>
+                    <a:blip r:embed="rId110"/>
                     <a:stretch>
                       <a:fillRect/>
                     </a:stretch>
@@ -3748,7 +3785,7 @@
       <w:r>
         <w:t xml:space="preserve"> </w:t>
       </w:r>
-      <w:hyperlink r:id="rId112">
+      <w:hyperlink r:id="rId113">
         <w:r>
           <w:rPr>
             <w:rStyle w:val="Hyperlink"/>
@@ -3807,7 +3844,7 @@
       <w:r>
         <w:t xml:space="preserve"> </w:t>
       </w:r>
-      <w:hyperlink r:id="rId113">
+      <w:hyperlink r:id="rId114">
         <w:r>
           <w:rPr>
             <w:rStyle w:val="Hyperlink"/>
@@ -3857,7 +3894,7 @@
       <w:r>
         <w:t xml:space="preserve"> </w:t>
       </w:r>
-      <w:hyperlink r:id="rId114">
+      <w:hyperlink r:id="rId115">
         <w:r>
           <w:rPr>
             <w:rStyle w:val="Hyperlink"/>
@@ -3897,7 +3934,7 @@
       <w:r>
         <w:t xml:space="preserve"> </w:t>
       </w:r>
-      <w:hyperlink r:id="rId115">
+      <w:hyperlink r:id="rId116">
         <w:r>
           <w:rPr>
             <w:rStyle w:val="Hyperlink"/>
@@ -3947,7 +3984,7 @@
       <w:r>
         <w:t xml:space="preserve"> </w:t>
       </w:r>
-      <w:hyperlink r:id="rId116">
+      <w:hyperlink r:id="rId117">
         <w:r>
           <w:rPr>
             <w:rStyle w:val="Hyperlink"/>
@@ -3959,9 +3996,9 @@
         <w:t xml:space="preserve">.</w:t>
       </w:r>
     </w:p>
-    <w:bookmarkEnd w:id="117"/>
     <w:bookmarkEnd w:id="118"/>
-    <w:bookmarkStart w:id="119" w:name="conclusion"/>
+    <w:bookmarkEnd w:id="119"/>
+    <w:bookmarkStart w:id="120" w:name="conclusion"/>
     <w:p>
       <w:pPr>
         <w:pStyle w:val="Heading1"/>
@@ -3978,8 +4015,8 @@
         <w:t xml:space="preserve">This paper has discussed toolkits for conducting spatial exante analyses using a case study of sowing date advisories. These toolkits are selected to showcase reproducible workflows that can be applied for other agronomic practices and in other areas of interest. In on-going research, we are also using mathematical optimization approaches, agent-based modelling approaches, knowledge guided machine learning and spatial multi-criteria approaches for targeting and prioritizing agricultural innovations. We believe automating research around these methods will allow agronomists and other stakeholders to quickly make scientific discoveries and respond to ever changing agronomic environments due to climate variability and change.</w:t>
       </w:r>
     </w:p>
-    <w:bookmarkEnd w:id="119"/>
-    <w:bookmarkStart w:id="120" w:name="references"/>
+    <w:bookmarkEnd w:id="120"/>
+    <w:bookmarkStart w:id="121" w:name="references"/>
     <w:p>
       <w:pPr>
         <w:pStyle w:val="Heading1"/>
@@ -4140,6 +4177,50 @@
         <w:pStyle w:val="BodyText"/>
       </w:pPr>
       <w:r>
+        <w:t xml:space="preserve">Ciliberto, F., Moschini, G., and Perry, E.D. 2019.</w:t>
+      </w:r>
+      <w:r>
+        <w:t xml:space="preserve"> </w:t>
+      </w:r>
+      <w:r>
+        <w:t xml:space="preserve">“</w:t>
+      </w:r>
+      <w:r>
+        <w:t xml:space="preserve">Valuing product innovation: genetically engineered varieties in US corn and soybeans.</w:t>
+      </w:r>
+      <w:r>
+        <w:t xml:space="preserve">”</w:t>
+      </w:r>
+      <w:r>
+        <w:t xml:space="preserve"> </w:t>
+      </w:r>
+      <w:r>
+        <w:rPr>
+          <w:iCs/>
+          <w:i/>
+        </w:rPr>
+        <w:t xml:space="preserve">The Rand Journal of Economics</w:t>
+      </w:r>
+      <w:r>
+        <w:t xml:space="preserve"> 50 (3): 615-644. Doi: </w:t>
+      </w:r>
+      <w:hyperlink r:id="rId114">
+        <w:r>
+          <w:rPr>
+            <w:rStyle w:val="Hyperlink"/>
+          </w:rPr>
+          <w:t xml:space="preserve">https://doi.org/10.1111/1756-2171.12290</w:t>
+        </w:r>
+      </w:hyperlink>
+      <w:r>
+        <w:t xml:space="preserve">.</w:t>
+      </w:r>
+    </w:p>
+    <w:p>
+      <w:pPr>
+        <w:pStyle w:val="BodyText"/>
+      </w:pPr>
+      <w:r>
         <w:t xml:space="preserve">Di Falco, S., Chavas, J., and Smale, M. 2007.</w:t>
       </w:r>
       <w:r>
@@ -4189,6 +4270,50 @@
         <w:pStyle w:val="BodyText"/>
       </w:pPr>
       <w:r>
+        <w:t xml:space="preserve">Goldman, A. 1993.</w:t>
+      </w:r>
+      <w:r>
+        <w:t xml:space="preserve"> </w:t>
+      </w:r>
+      <w:r>
+        <w:t xml:space="preserve">“</w:t>
+      </w:r>
+      <w:r>
+        <w:t xml:space="preserve">Agricultural Innovation in Three Areas of Kenya: Neo-Boserupian Theories and Regional Characterization.</w:t>
+      </w:r>
+      <w:r>
+        <w:t xml:space="preserve">”</w:t>
+      </w:r>
+      <w:r>
+        <w:t xml:space="preserve"> </w:t>
+      </w:r>
+      <w:r>
+        <w:rPr>
+          <w:iCs/>
+          <w:i/>
+        </w:rPr>
+        <w:t xml:space="preserve">Economic Geography</w:t>
+      </w:r>
+      <w:r>
+        <w:t xml:space="preserve"> 69(1): 44-71. Url: </w:t>
+      </w:r>
+      <w:hyperlink r:id="rId35">
+        <w:r>
+          <w:rPr>
+            <w:rStyle w:val="Hyperlink"/>
+          </w:rPr>
+          <w:t xml:space="preserve">http://www.jstor.org/stable/143889</w:t>
+        </w:r>
+      </w:hyperlink>
+      <w:r>
+        <w:t xml:space="preserve">.</w:t>
+      </w:r>
+    </w:p>
+    <w:p>
+      <w:pPr>
+        <w:pStyle w:val="BodyText"/>
+      </w:pPr>
+      <w:r>
         <w:t xml:space="preserve">Hurley, T., Koo, J., and Tesfaye, K. 2018.</w:t>
       </w:r>
       <w:r>
@@ -4259,7 +4384,203 @@
         <w:t xml:space="preserve">Nature Food 3:275-285. Doi: https://doi.org/10.1038/s43016-022-00493-z.</w:t>
       </w:r>
     </w:p>
-    <w:bookmarkEnd w:id="120"/>
+    <w:p>
+      <w:pPr>
+        <w:pStyle w:val="BodyText"/>
+      </w:pPr>
+      <w:r>
+        <w:t xml:space="preserve">Mkondiwa, M. 2019.</w:t>
+      </w:r>
+      <w:r>
+        <w:t xml:space="preserve"> </w:t>
+      </w:r>
+      <w:r>
+        <w:t xml:space="preserve">“</w:t>
+      </w:r>
+      <w:r>
+        <w:t xml:space="preserve">Economics of scaling agricultural research recommendations to up-scale adoption and impact.</w:t>
+      </w:r>
+      <w:r>
+        <w:t xml:space="preserve">”</w:t>
+      </w:r>
+      <w:r>
+        <w:t xml:space="preserve"> </w:t>
+      </w:r>
+      <w:r>
+        <w:t xml:space="preserve">PhD Dissertation. University of Minnesota. Url: </w:t>
+      </w:r>
+      <w:hyperlink r:id="rId116">
+        <w:r>
+          <w:rPr>
+            <w:rStyle w:val="Hyperlink"/>
+          </w:rPr>
+          <w:t xml:space="preserve">https://hdl.handle.net/11299/206645</w:t>
+        </w:r>
+      </w:hyperlink>
+      <w:r>
+        <w:t xml:space="preserve">. See Chapter 3.</w:t>
+      </w:r>
+    </w:p>
+    <w:p>
+      <w:pPr>
+        <w:pStyle w:val="BodyText"/>
+      </w:pPr>
+      <w:r>
+        <w:t xml:space="preserve">Mkondiwa, M., Hurley, T.M., and Pardey, P.G. 2024.</w:t>
+      </w:r>
+      <w:r>
+        <w:t xml:space="preserve"> </w:t>
+      </w:r>
+      <w:r>
+        <w:t xml:space="preserve">“</w:t>
+      </w:r>
+      <w:r>
+        <w:t xml:space="preserve">Closing the gaps in experimental and observational crop response estimates: a bayesian approach</w:t>
+      </w:r>
+      <w:r>
+        <w:t xml:space="preserve">”</w:t>
+      </w:r>
+      <w:r>
+        <w:t xml:space="preserve">. Q Open 4. Doi:</w:t>
+      </w:r>
+      <w:r>
+        <w:t xml:space="preserve"> </w:t>
+      </w:r>
+      <w:hyperlink r:id="rId60">
+        <w:r>
+          <w:rPr>
+            <w:rStyle w:val="Hyperlink"/>
+          </w:rPr>
+          <w:t xml:space="preserve">https://doi.org/10.1093/qopen/qoae017</w:t>
+        </w:r>
+      </w:hyperlink>
+      <w:r>
+        <w:t xml:space="preserve">.</w:t>
+      </w:r>
+    </w:p>
+    <w:p>
+      <w:pPr>
+        <w:pStyle w:val="BodyText"/>
+      </w:pPr>
+      <w:r>
+        <w:t xml:space="preserve">Mkondiwa, M., and Urfels, A. 2024.</w:t>
+      </w:r>
+      <w:r>
+        <w:t xml:space="preserve"> </w:t>
+      </w:r>
+      <w:r>
+        <w:t xml:space="preserve">“</w:t>
+      </w:r>
+      <w:r>
+        <w:t xml:space="preserve">Risk-based evaluations of competing agronomic climate adaptation strategies: The case of rice planting strategies in the indo-Gangetic Plains</w:t>
+      </w:r>
+      <w:r>
+        <w:t xml:space="preserve">”</w:t>
+      </w:r>
+      <w:r>
+        <w:t xml:space="preserve">. Agricultural Systems 2018: 104014. Doi: </w:t>
+      </w:r>
+      <w:hyperlink r:id="rId98">
+        <w:r>
+          <w:rPr>
+            <w:rStyle w:val="Hyperlink"/>
+          </w:rPr>
+          <w:t xml:space="preserve">https://doi.org/10.1016/j.agsy.2024.104014</w:t>
+        </w:r>
+      </w:hyperlink>
+      <w:r>
+        <w:t xml:space="preserve">.</w:t>
+      </w:r>
+    </w:p>
+    <w:p>
+      <w:pPr>
+        <w:pStyle w:val="BodyText"/>
+      </w:pPr>
+      <w:r>
+        <w:t xml:space="preserve">Nayak, H.S., Mkondiwa, M., Patra, K., Sarkar, A., Reddy, K.S., Kumar, P., Bharadwaj, S., Singh, R., and Parihar, C.M. 2025.</w:t>
+      </w:r>
+      <w:r>
+        <w:t xml:space="preserve"> </w:t>
+      </w:r>
+      <w:r>
+        <w:t xml:space="preserve">“</w:t>
+      </w:r>
+      <w:r>
+        <w:t xml:space="preserve">Risk-return trade-offs in diversified cropping systems under conservation agriculture: Evidence from a 14-year long-term experiment in north-western India</w:t>
+      </w:r>
+      <w:r>
+        <w:t xml:space="preserve">”</w:t>
+      </w:r>
+      <w:r>
+        <w:t xml:space="preserve">. </w:t>
+      </w:r>
+      <w:r>
+        <w:rPr>
+          <w:iCs/>
+          <w:i/>
+        </w:rPr>
+        <w:t xml:space="preserve">European Journal of Agronomy</w:t>
+      </w:r>
+      <w:r>
+        <w:t xml:space="preserve"> 162: 127436. Doi: </w:t>
+      </w:r>
+      <w:hyperlink r:id="rId86">
+        <w:r>
+          <w:rPr>
+            <w:rStyle w:val="Hyperlink"/>
+          </w:rPr>
+          <w:t xml:space="preserve">https://doi.org/10.1016/j.eja.2024.127436</w:t>
+        </w:r>
+      </w:hyperlink>
+      <w:r>
+        <w:t xml:space="preserve">.</w:t>
+      </w:r>
+    </w:p>
+    <w:p>
+      <w:pPr>
+        <w:pStyle w:val="BodyText"/>
+      </w:pPr>
+      <w:r>
+        <w:t xml:space="preserve">Nevo, A. 2001.</w:t>
+      </w:r>
+      <w:r>
+        <w:t xml:space="preserve"> </w:t>
+      </w:r>
+      <w:r>
+        <w:t xml:space="preserve">“</w:t>
+      </w:r>
+      <w:r>
+        <w:t xml:space="preserve">Measuring Market Power in the Ready-to-Eat Cereal Industry.</w:t>
+      </w:r>
+      <w:r>
+        <w:t xml:space="preserve">”</w:t>
+      </w:r>
+      <w:r>
+        <w:t xml:space="preserve"> </w:t>
+      </w:r>
+      <w:r>
+        <w:rPr>
+          <w:iCs/>
+          <w:i/>
+        </w:rPr>
+        <w:t xml:space="preserve">Econometrica</w:t>
+      </w:r>
+      <w:r>
+        <w:t xml:space="preserve"> 69 (2): 307-342. Doi: </w:t>
+      </w:r>
+      <w:hyperlink r:id="rId117">
+        <w:r>
+          <w:rPr>
+            <w:rStyle w:val="Hyperlink"/>
+          </w:rPr>
+          <w:t xml:space="preserve">https://doi.org/10.1111/1468-0262.00194</w:t>
+        </w:r>
+      </w:hyperlink>
+      <w:r>
+        <w:t xml:space="preserve">.</w:t>
+      </w:r>
+    </w:p>
+    <w:bookmarkEnd w:id="121"/>
     <w:sectPr/>
   </w:body>
 </w:document>

--- a/Workflows-for-Spatial-Ex-Ante-Economic-Analysis-of-Agronomy-Interventions.docx
+++ b/Workflows-for-Spatial-Ex-Ante-Economic-Analysis-of-Agronomy-Interventions.docx
@@ -172,7 +172,7 @@
         </w:p>
       </w:sdtContent>
     </w:sdt>
-    <w:bookmarkStart w:id="20" w:name="preface"/>
+    <w:bookmarkStart w:id="21" w:name="preface"/>
     <w:p>
       <w:pPr>
         <w:pStyle w:val="Heading1"/>
@@ -186,7 +186,106 @@
         <w:pStyle w:val="FirstParagraph"/>
       </w:pPr>
       <w:r>
-        <w:t xml:space="preserve">What is all this? Standard Operating Procedures (SOP) for a research process which should be driven by a quest to discover the unknown seems far-fetched. It is far-fetched indeed as it should be. Let alone for spatial exante which depends very much on what the context demands. Our purpose for these SOPs is to standardize the spatial exante process so as to shorten the amount of time researchers spend on coding the common building blocks of spatial exante workflows</w:t>
+        <w:t xml:space="preserve">This manual provides workflows for conducting spatial ex ante economic analysis of agronomic interventions. The statistical, mathematical and economic concepts in these workflows are already available in different books and journal articles. Our task was simply to organize these as standard operating procedures (SOPs) —i.e., analytical procedures that can be reproducible and replicated in other contexts. In this manual, you will how to conduct spatially explicit (mostly gridded) economic evaluation of agronomic innovations with R and other programming software including Octave/Matlab, and python.</w:t>
+      </w:r>
+    </w:p>
+    <w:p>
+      <w:pPr>
+        <w:pStyle w:val="BodyText"/>
+      </w:pPr>
+      <w:r>
+        <w:t xml:space="preserve">Our purpose for these SOPs is to standardize the spatial exante economic analysis process so as to shorten the amount of time researchers spend on coding the common building blocks of spatial exante workflows.</w:t>
+      </w:r>
+    </w:p>
+    <w:p>
+      <w:pPr>
+        <w:pStyle w:val="BodyText"/>
+      </w:pPr>
+      <w:r>
+        <w:t xml:space="preserve">The choice of which methods to showcase in the SOP reflects our taste and level of knowledge. It also reflects our goal which is to provide a prioritization assessment framework for potential agronomic investments.</w:t>
+      </w:r>
+    </w:p>
+    <w:p>
+      <w:pPr>
+        <w:pStyle w:val="BodyText"/>
+      </w:pPr>
+      <w:r>
+        <w:t xml:space="preserve">We focus on three indicators for prioritization: yield gains, profit gains and robustness to risk.</w:t>
+      </w:r>
+    </w:p>
+    <w:p>
+      <w:pPr>
+        <w:pStyle w:val="BodyText"/>
+      </w:pPr>
+      <w:r>
+        <w:t xml:space="preserve">This manual is and will always be free, open acces under the</w:t>
+      </w:r>
+      <w:r>
+        <w:t xml:space="preserve"> </w:t>
+      </w:r>
+      <w:hyperlink r:id="rId20">
+        <w:r>
+          <w:rPr>
+            <w:rStyle w:val="Hyperlink"/>
+          </w:rPr>
+          <w:t xml:space="preserve">CC BY-NC-ND 3.0</w:t>
+        </w:r>
+      </w:hyperlink>
+      <w:r>
+        <w:t xml:space="preserve"> License.</w:t>
+      </w:r>
+    </w:p>
+    <w:p>
+      <w:pPr>
+        <w:pStyle w:val="BodyText"/>
+      </w:pPr>
+      <w:r>
+        <w:rPr>
+          <w:bCs/>
+          <w:b/>
+        </w:rPr>
+        <w:t xml:space="preserve">Acknowledgements:</w:t>
+      </w:r>
+      <w:r>
+        <w:t xml:space="preserve"> </w:t>
+      </w:r>
+      <w:r>
+        <w:t xml:space="preserve">We thank Cereal Systems Initiative for South Asia (CSISA) and Excellence in Agronomy (EiA) for funding this work. This version of the draft manual was written by Maxwell Mkondiwa with support from Jordan Chamberlin. It has not been reviewed thoroughly. All remaining errors are ours.</w:t>
+      </w:r>
+    </w:p>
+    <w:bookmarkEnd w:id="21"/>
+    <w:bookmarkStart w:id="31" w:name="introduction"/>
+    <w:p>
+      <w:pPr>
+        <w:pStyle w:val="Heading1"/>
+      </w:pPr>
+      <w:r>
+        <w:t xml:space="preserve">1. Introduction</w:t>
+      </w:r>
+    </w:p>
+    <w:bookmarkStart w:id="22" w:name="overview"/>
+    <w:p>
+      <w:pPr>
+        <w:pStyle w:val="Heading2"/>
+      </w:pPr>
+      <w:r>
+        <w:t xml:space="preserve">1.1 Overview</w:t>
+      </w:r>
+    </w:p>
+    <w:p>
+      <w:pPr>
+        <w:pStyle w:val="FirstParagraph"/>
+      </w:pPr>
+      <w:r>
+        <w:t xml:space="preserve">CSISA-EiA Spatial Exante Standard Operating Procedure (SpSOP) is a suite of validated toolkits that use economic theory, econometrics, and mathematical optimization models to target investments of different agronomic innovations at disaggregated spatial scales, as well as evaluating the returns on these investments. The returns are expressed depending on the toolkit as yield gains, profit gains, probability of getting a threshold level of yield gains or profit gains, yield or profit risk, producer surplus, financial indicators like cost benefit ratio and net present value, and willingness to pay measures.   </w:t>
+      </w:r>
+    </w:p>
+    <w:p>
+      <w:pPr>
+        <w:pStyle w:val="BodyText"/>
+      </w:pPr>
+      <w:r>
+        <w:t xml:space="preserve">We start with exploratory toolkit which involves literature review, back of the envelope calculations, and stakeholder engagements</w:t>
       </w:r>
       <w:hyperlink w:anchor="Xc217c44f9d6f9d647df03178eb8b64fb8f54252">
         <w:r>
@@ -197,23 +296,39 @@
         </w:r>
       </w:hyperlink>
       <w:r>
-        <w:t xml:space="preserve">.</w:t>
-      </w:r>
-    </w:p>
-    <w:p>
-      <w:pPr>
-        <w:pStyle w:val="BodyText"/>
-      </w:pPr>
-      <w:r>
-        <w:t xml:space="preserve">The choice of which methods to showcase in the SOP reflects our taste and level of knowledge. It also reflects our goal which is to provide a prioritization assessment framework for potential investments.</w:t>
-      </w:r>
-    </w:p>
-    <w:p>
-      <w:pPr>
-        <w:pStyle w:val="BodyText"/>
-      </w:pPr>
-      <w:r>
-        <w:t xml:space="preserve">We focus on three indicators for prioritization: yield gains, profit gains and robustness to risk.</w:t>
+        <w:t xml:space="preserve">. In the standard procedures for evaluating agricultural research (as described in Alston et al 1995), this procedure involves using scoring and other short cut approaches. This procedure is not a replacement for the other more objective and data grounded procedures we discuss next. It is a starting point for doing spatial exante work as it guides the nature and scope of toolkits to use next.</w:t>
+      </w:r>
+    </w:p>
+    <w:p>
+      <w:pPr>
+        <w:pStyle w:val="BodyText"/>
+      </w:pPr>
+      <w:r>
+        <w:t xml:space="preserve">The next toolkit in the system assesses whether there are substantial economic gains for a farmer who is either risk agnostic or risk averse to likely adopt the technology. This toolkit assumes that the farmers are individually too small to affect the prices and quantities of other farmers.</w:t>
+      </w:r>
+    </w:p>
+    <w:p>
+      <w:pPr>
+        <w:pStyle w:val="BodyText"/>
+      </w:pPr>
+      <w:r>
+        <w:t xml:space="preserve">In following toolkit, we relax these assumptions to estimate the producer and consumer surplus while considering farmers’ demand and supply price behaviour and equilibrium relationships. The two toolkits presented assume that the technology already exists and that all that remains is to increase its adoption.</w:t>
+      </w:r>
+    </w:p>
+    <w:p>
+      <w:pPr>
+        <w:pStyle w:val="BodyText"/>
+      </w:pPr>
+      <w:r>
+        <w:t xml:space="preserve">In the final toolkit, we present a case of first ascertaining whether there is adoption potential given spatially explicit endowments and whether by adding attributes to the technology, farmers are then more likely to adopt it. We then use that system to compute the economic value of that adoption to the farmers.</w:t>
+      </w:r>
+    </w:p>
+    <w:p>
+      <w:pPr>
+        <w:pStyle w:val="BodyText"/>
+      </w:pPr>
+      <w:r>
+        <w:t xml:space="preserve">How does one choose which toolkits to use? We present next a guide map to choosing the analytical methods given the available data, expertise and time.</w:t>
       </w:r>
     </w:p>
     <w:p>
@@ -232,126 +347,11 @@
         <w:t xml:space="preserve"> </w:t>
       </w:r>
       <w:r>
-        <w:t xml:space="preserve">We develop the SOPs following advice from Hollman et al (2020) [https://journals.plos.org/ploscompbiol/article?id=10.1371/journal.pcbi.1008095].</w:t>
-      </w:r>
-    </w:p>
-    <w:p>
-      <w:pPr>
-        <w:pStyle w:val="BodyText"/>
-      </w:pPr>
-      <w:r>
-        <w:rPr>
-          <w:bCs/>
-          <w:b/>
-        </w:rPr>
-        <w:t xml:space="preserve">Acknowledgements:</w:t>
-      </w:r>
-      <w:r>
-        <w:t xml:space="preserve"> </w:t>
-      </w:r>
-      <w:r>
-        <w:t xml:space="preserve">We thank CSISA and EiA for funding this work. This draft manual was written by Maxwell Mkondiwa with support from Jordan Chamberlin. It has not been reviewed thoroughly. All remaining errors are ours.</w:t>
-      </w:r>
-    </w:p>
-    <w:bookmarkEnd w:id="20"/>
-    <w:bookmarkStart w:id="30" w:name="introduction"/>
-    <w:p>
-      <w:pPr>
-        <w:pStyle w:val="Heading1"/>
-      </w:pPr>
-      <w:r>
-        <w:t xml:space="preserve">1. Introduction</w:t>
-      </w:r>
-    </w:p>
-    <w:bookmarkStart w:id="21" w:name="overview"/>
-    <w:p>
-      <w:pPr>
-        <w:pStyle w:val="Heading2"/>
-      </w:pPr>
-      <w:r>
-        <w:t xml:space="preserve">1.1 Overview</w:t>
-      </w:r>
-    </w:p>
-    <w:p>
-      <w:pPr>
-        <w:pStyle w:val="FirstParagraph"/>
-      </w:pPr>
-      <w:r>
-        <w:t xml:space="preserve">CSISA-EiA Spatial Exante Standard Operating Procedure (SpSOP) is a suite of validated toolkits that use economic theory, econometrics, and mathematical optimization models to target investments of different agronomic innovations at disaggregated spatial scales, as well as evaluating the returns on these investments. The returns are expressed depending on the toolkit as yield gains, profit gains, probability of getting a threshold level of yield gains or profit gains, yield or profit risk, producer surplus, financial indicators like cost benefit ratio and net present value, and willingness to pay measures.   </w:t>
-      </w:r>
-    </w:p>
-    <w:p>
-      <w:pPr>
-        <w:pStyle w:val="BodyText"/>
-      </w:pPr>
-      <w:r>
-        <w:t xml:space="preserve">We start with exploratory toolkit which involves literature review, back of the envelope calculations, and stakeholder engagements</w:t>
-      </w:r>
-      <w:hyperlink w:anchor="Xc217c44f9d6f9d647df03178eb8b64fb8f54252">
-        <w:r>
-          <w:rPr>
-            <w:rStyle w:val="Hyperlink"/>
-          </w:rPr>
-          <w:t xml:space="preserve">[1]</w:t>
-        </w:r>
-      </w:hyperlink>
-      <w:r>
-        <w:t xml:space="preserve">. In the standard procedures for evaluating agricultural research (as described in Alston et al 1995), this procedure involves using scoring and other short cut approaches. This procedure is not a replacement for the other more objective and data grounded procedures we discuss next. It is a starting point for doing spatial exante work as it guides the nature and scope of toolkits to use next.</w:t>
-      </w:r>
-    </w:p>
-    <w:p>
-      <w:pPr>
-        <w:pStyle w:val="BodyText"/>
-      </w:pPr>
-      <w:r>
-        <w:t xml:space="preserve">The next toolkit in the system assesses whether there are substantial economic gains for a farmer who is either risk agnostic or risk averse to likely adopt the technology. This toolkit assumes that the farmers are individually too small to affect the prices and quantities of other farmers.</w:t>
-      </w:r>
-    </w:p>
-    <w:p>
-      <w:pPr>
-        <w:pStyle w:val="BodyText"/>
-      </w:pPr>
-      <w:r>
-        <w:t xml:space="preserve">In following toolkit, we relax these assumptions to estimate the producer and consumer surplus while considering farmers’ demand and supply price behaviour and equilibrium relationships. The two toolkits presented assume that the technology already exists and that all that remains is to increase its adoption.</w:t>
-      </w:r>
-    </w:p>
-    <w:p>
-      <w:pPr>
-        <w:pStyle w:val="BodyText"/>
-      </w:pPr>
-      <w:r>
-        <w:t xml:space="preserve">In the final toolkit, we present a case of first ascertaining whether there is adoption potential given spatially explicit endowments and whether by adding attributes to the technology, farmers are then more likely to adopt it. We then use that system to compute the economic value of that adoption to the farmers.</w:t>
-      </w:r>
-    </w:p>
-    <w:p>
-      <w:pPr>
-        <w:pStyle w:val="BodyText"/>
-      </w:pPr>
-      <w:r>
-        <w:t xml:space="preserve">How does one choose which toolkits to use? We present next a guide map to choosing the analytical methods given the available data, expertise and time.</w:t>
-      </w:r>
-    </w:p>
-    <w:p>
-      <w:pPr>
-        <w:pStyle w:val="BodyText"/>
-      </w:pPr>
-      <w:hyperlink w:anchor="Xf4c8113f07524640efcbf4d5822e1fc633a9e60">
-        <w:r>
-          <w:rPr>
-            <w:rStyle w:val="Hyperlink"/>
-          </w:rPr>
-          <w:t xml:space="preserve">[1]</w:t>
-        </w:r>
-      </w:hyperlink>
-      <w:r>
-        <w:t xml:space="preserve"> </w:t>
-      </w:r>
-      <w:r>
         <w:t xml:space="preserve">Within CSISA and EiA, the CAPTAIN tool (now called PAiCE) is a clear example of this toolkit.</w:t>
       </w:r>
     </w:p>
-    <w:bookmarkEnd w:id="21"/>
-    <w:bookmarkStart w:id="25" w:name="X95590a0f1bac7f1a8bae1a4303574424443498f"/>
+    <w:bookmarkEnd w:id="22"/>
+    <w:bookmarkStart w:id="26" w:name="X95590a0f1bac7f1a8bae1a4303574424443498f"/>
     <w:p>
       <w:pPr>
         <w:pStyle w:val="Heading2"/>
@@ -425,18 +425,18 @@
           <wp:inline>
             <wp:extent cx="5334000" cy="4644258"/>
             <wp:effectExtent b="0" l="0" r="0" t="0"/>
-            <wp:docPr descr="Figure 1: Guidemap to selecting spatial exante approaches" title="" id="23" name="Picture"/>
+            <wp:docPr descr="Figure 1: Guidemap to selecting spatial exante approaches" title="" id="24" name="Picture"/>
             <a:graphic>
               <a:graphicData uri="http://schemas.openxmlformats.org/drawingml/2006/picture">
                 <pic:pic>
                   <pic:nvPicPr>
-                    <pic:cNvPr descr="Guidemap.png" id="24" name="Picture"/>
+                    <pic:cNvPr descr="Guidemap.png" id="25" name="Picture"/>
                     <pic:cNvPicPr>
                       <a:picLocks noChangeArrowheads="1" noChangeAspect="1"/>
                     </pic:cNvPicPr>
                   </pic:nvPicPr>
                   <pic:blipFill>
-                    <a:blip r:embed="rId22"/>
+                    <a:blip r:embed="rId23"/>
                     <a:stretch>
                       <a:fillRect/>
                     </a:stretch>
@@ -471,8 +471,8 @@
         <w:t xml:space="preserve">Figure 1: Guidemap to selecting spatial exante approaches</w:t>
       </w:r>
     </w:p>
-    <w:bookmarkEnd w:id="25"/>
-    <w:bookmarkStart w:id="26" w:name="target-audience"/>
+    <w:bookmarkEnd w:id="26"/>
+    <w:bookmarkStart w:id="27" w:name="target-audience"/>
     <w:p>
       <w:pPr>
         <w:pStyle w:val="Heading2"/>
@@ -489,8 +489,8 @@
         <w:t xml:space="preserve">The toolkits can be used by researchers, project managers, and students to conduct exante analyses that guide investments. Our target audience are researchers who are tasked to conduct spatially explicit exante analyses. We thus assume that the researchers have used most of these tools before or are at least aware of them. For those not familiar with the methods, we encourage the reader to go through the suggested references.</w:t>
       </w:r>
     </w:p>
-    <w:bookmarkEnd w:id="26"/>
-    <w:bookmarkStart w:id="27" w:name="stylized-example-sowing-date-use-case"/>
+    <w:bookmarkEnd w:id="27"/>
+    <w:bookmarkStart w:id="28" w:name="stylized-example-sowing-date-use-case"/>
     <w:p>
       <w:pPr>
         <w:pStyle w:val="Heading2"/>
@@ -507,8 +507,8 @@
         <w:t xml:space="preserve">We focus on sowing date use case being implemented in India as an exemplar for the exante analytics presented in this SOP. However, we have applied the same techniques for other use cases including: (1) Herbicide integrated weed management in wheat, (2) multiple irrigations in wheat (irrigation scheduling) and short and long duration wheat varieties (varietal choice).</w:t>
       </w:r>
     </w:p>
-    <w:bookmarkEnd w:id="27"/>
-    <w:bookmarkStart w:id="29" w:name="replication-materials"/>
+    <w:bookmarkEnd w:id="28"/>
+    <w:bookmarkStart w:id="30" w:name="replication-materials"/>
     <w:p>
       <w:pPr>
         <w:pStyle w:val="Heading2"/>
@@ -527,7 +527,7 @@
       <w:r>
         <w:t xml:space="preserve"> </w:t>
       </w:r>
-      <w:hyperlink r:id="rId28">
+      <w:hyperlink r:id="rId29">
         <w:r>
           <w:rPr>
             <w:rStyle w:val="Hyperlink"/>
@@ -539,9 +539,9 @@
         <w:t xml:space="preserve">. We use publicly available datasets as such once the repository of interest is cloned, one should be able to replicate all the results in this SOP. </w:t>
       </w:r>
     </w:p>
-    <w:bookmarkEnd w:id="29"/>
     <w:bookmarkEnd w:id="30"/>
-    <w:bookmarkStart w:id="36" w:name="X2f2abd45041c06aa0b677523cc74f9c11977019"/>
+    <w:bookmarkEnd w:id="31"/>
+    <w:bookmarkStart w:id="37" w:name="X2f2abd45041c06aa0b677523cc74f9c11977019"/>
     <w:p>
       <w:pPr>
         <w:pStyle w:val="Heading1"/>
@@ -749,18 +749,18 @@
           <wp:inline>
             <wp:extent cx="5334000" cy="5770170"/>
             <wp:effectExtent b="0" l="0" r="0" t="0"/>
-            <wp:docPr descr="Figure 2: Stylized workflow for literature review, scoring and back of the envelope calculations" title="" id="32" name="Picture"/>
+            <wp:docPr descr="Figure 2: Stylized workflow for literature review, scoring and back of the envelope calculations" title="" id="33" name="Picture"/>
             <a:graphic>
               <a:graphicData uri="http://schemas.openxmlformats.org/drawingml/2006/picture">
                 <pic:pic>
                   <pic:nvPicPr>
-                    <pic:cNvPr descr="Back_of_envelope.png" id="33" name="Picture"/>
+                    <pic:cNvPr descr="Back_of_envelope.png" id="34" name="Picture"/>
                     <pic:cNvPicPr>
                       <a:picLocks noChangeArrowheads="1" noChangeAspect="1"/>
                     </pic:cNvPicPr>
                   </pic:nvPicPr>
                   <pic:blipFill>
-                    <a:blip r:embed="rId31"/>
+                    <a:blip r:embed="rId32"/>
                     <a:stretch>
                       <a:fillRect/>
                     </a:stretch>
@@ -813,7 +813,7 @@
       <w:r>
         <w:t xml:space="preserve"> </w:t>
       </w:r>
-      <w:hyperlink r:id="rId34">
+      <w:hyperlink r:id="rId35">
         <w:r>
           <w:rPr>
             <w:rStyle w:val="Hyperlink"/>
@@ -921,7 +921,7 @@
       <w:r>
         <w:t xml:space="preserve"> </w:t>
       </w:r>
-      <w:hyperlink r:id="rId35">
+      <w:hyperlink r:id="rId36">
         <w:r>
           <w:rPr>
             <w:rStyle w:val="Hyperlink"/>
@@ -956,8 +956,8 @@
         <w:t xml:space="preserve">. Global Environmental Change 29: 78-91. Doi: https://doi.org/10.1016/j.gloenvcha.2014.08.002.</w:t>
       </w:r>
     </w:p>
-    <w:bookmarkEnd w:id="36"/>
-    <w:bookmarkStart w:id="75" w:name="X403751c2379188c45bef4454d1838945cac8c16"/>
+    <w:bookmarkEnd w:id="37"/>
+    <w:bookmarkStart w:id="76" w:name="X403751c2379188c45bef4454d1838945cac8c16"/>
     <w:p>
       <w:pPr>
         <w:pStyle w:val="Heading1"/>
@@ -966,7 +966,7 @@
         <w:t xml:space="preserve">3. Spatial exante profitability and risk toolkit</w:t>
       </w:r>
     </w:p>
-    <w:bookmarkStart w:id="50" w:name="X493cc3838aeca6f98b8da51035af785868e9fd1"/>
+    <w:bookmarkStart w:id="51" w:name="X493cc3838aeca6f98b8da51035af785868e9fd1"/>
     <w:p>
       <w:pPr>
         <w:pStyle w:val="Heading2"/>
@@ -1070,18 +1070,18 @@
           <wp:inline>
             <wp:extent cx="3362325" cy="3067050"/>
             <wp:effectExtent b="0" l="0" r="0" t="0"/>
-            <wp:docPr descr="Figure 4: Workflow for spatial risk production function" title="" id="38" name="Picture"/>
+            <wp:docPr descr="Figure 4: Workflow for spatial risk production function" title="" id="39" name="Picture"/>
             <a:graphic>
               <a:graphicData uri="http://schemas.openxmlformats.org/drawingml/2006/picture">
                 <pic:pic>
                   <pic:nvPicPr>
-                    <pic:cNvPr descr="spatial_JP_risk_model.png" id="39" name="Picture"/>
+                    <pic:cNvPr descr="spatial_JP_risk_model.png" id="40" name="Picture"/>
                     <pic:cNvPicPr>
                       <a:picLocks noChangeArrowheads="1" noChangeAspect="1"/>
                     </pic:cNvPicPr>
                   </pic:nvPicPr>
                   <pic:blipFill>
-                    <a:blip r:embed="rId37"/>
+                    <a:blip r:embed="rId38"/>
                     <a:stretch>
                       <a:fillRect/>
                     </a:stretch>
@@ -1125,18 +1125,18 @@
           <wp:inline>
             <wp:extent cx="5334000" cy="3813167"/>
             <wp:effectExtent b="0" l="0" r="0" t="0"/>
-            <wp:docPr descr="Figure 5: Just-Pope production risk model" title="" id="41" name="Picture"/>
+            <wp:docPr descr="Figure 5: Just-Pope production risk model" title="" id="42" name="Picture"/>
             <a:graphic>
               <a:graphicData uri="http://schemas.openxmlformats.org/drawingml/2006/picture">
                 <pic:pic>
                   <pic:nvPicPr>
-                    <pic:cNvPr descr="JP_model_figure.png" id="42" name="Picture"/>
+                    <pic:cNvPr descr="JP_model_figure.png" id="43" name="Picture"/>
                     <pic:cNvPicPr>
                       <a:picLocks noChangeArrowheads="1" noChangeAspect="1"/>
                     </pic:cNvPicPr>
                   </pic:nvPicPr>
                   <pic:blipFill>
-                    <a:blip r:embed="rId40"/>
+                    <a:blip r:embed="rId41"/>
                     <a:stretch>
                       <a:fillRect/>
                     </a:stretch>
@@ -1180,18 +1180,18 @@
           <wp:inline>
             <wp:extent cx="5334000" cy="3813167"/>
             <wp:effectExtent b="0" l="0" r="0" t="0"/>
-            <wp:docPr descr="Figure 6: Moments based production risk model" title="" id="44" name="Picture"/>
+            <wp:docPr descr="Figure 6: Moments based production risk model" title="" id="45" name="Picture"/>
             <a:graphic>
               <a:graphicData uri="http://schemas.openxmlformats.org/drawingml/2006/picture">
                 <pic:pic>
                   <pic:nvPicPr>
-                    <pic:cNvPr descr="Moments_based_risk_figure.png" id="45" name="Picture"/>
+                    <pic:cNvPr descr="Moments_based_risk_figure.png" id="46" name="Picture"/>
                     <pic:cNvPicPr>
                       <a:picLocks noChangeArrowheads="1" noChangeAspect="1"/>
                     </pic:cNvPicPr>
                   </pic:nvPicPr>
                   <pic:blipFill>
-                    <a:blip r:embed="rId43"/>
+                    <a:blip r:embed="rId44"/>
                     <a:stretch>
                       <a:fillRect/>
                     </a:stretch>
@@ -1248,7 +1248,7 @@
         </w:rPr>
         <w:t xml:space="preserve"> </w:t>
       </w:r>
-      <w:hyperlink r:id="rId46">
+      <w:hyperlink r:id="rId47">
         <w:r>
           <w:rPr>
             <w:rStyle w:val="Hyperlink"/>
@@ -1352,7 +1352,7 @@
       <w:r>
         <w:t xml:space="preserve"> </w:t>
       </w:r>
-      <w:hyperlink r:id="rId47">
+      <w:hyperlink r:id="rId48">
         <w:r>
           <w:rPr>
             <w:rStyle w:val="Hyperlink"/>
@@ -1399,7 +1399,7 @@
       <w:r>
         <w:t xml:space="preserve">36: 147-156. Doi:  </w:t>
       </w:r>
-      <w:hyperlink r:id="rId48">
+      <w:hyperlink r:id="rId49">
         <w:r>
           <w:rPr>
             <w:rStyle w:val="Hyperlink"/>
@@ -1452,7 +1452,7 @@
       <w:r>
         <w:t xml:space="preserve"> </w:t>
       </w:r>
-      <w:hyperlink r:id="rId49">
+      <w:hyperlink r:id="rId50">
         <w:r>
           <w:rPr>
             <w:rStyle w:val="Hyperlink"/>
@@ -1464,8 +1464,8 @@
         <w:t xml:space="preserve">.</w:t>
       </w:r>
     </w:p>
-    <w:bookmarkEnd w:id="50"/>
-    <w:bookmarkStart w:id="61" w:name="X5ac667d858c41901dfda55bea1673a393579439"/>
+    <w:bookmarkEnd w:id="51"/>
+    <w:bookmarkStart w:id="62" w:name="X5ac667d858c41901dfda55bea1673a393579439"/>
     <w:p>
       <w:pPr>
         <w:pStyle w:val="Heading2"/>
@@ -1637,18 +1637,18 @@
           <wp:inline>
             <wp:extent cx="4244741" cy="2781701"/>
             <wp:effectExtent b="0" l="0" r="0" t="0"/>
-            <wp:docPr descr="Figure 7: spatial probabilistic assessment toolbox" title="" id="52" name="Picture"/>
+            <wp:docPr descr="Figure 7: spatial probabilistic assessment toolbox" title="" id="53" name="Picture"/>
             <a:graphic>
               <a:graphicData uri="http://schemas.openxmlformats.org/drawingml/2006/picture">
                 <pic:pic>
                   <pic:nvPicPr>
-                    <pic:cNvPr descr="spatial_probabilistic_assessment_toolbox.png" id="53" name="Picture"/>
+                    <pic:cNvPr descr="spatial_probabilistic_assessment_toolbox.png" id="54" name="Picture"/>
                     <pic:cNvPicPr>
                       <a:picLocks noChangeArrowheads="1" noChangeAspect="1"/>
                     </pic:cNvPicPr>
                   </pic:nvPicPr>
                   <pic:blipFill>
-                    <a:blip r:embed="rId51"/>
+                    <a:blip r:embed="rId52"/>
                     <a:stretch>
                       <a:fillRect/>
                     </a:stretch>
@@ -1714,18 +1714,18 @@
           <wp:inline>
             <wp:extent cx="5334000" cy="3776283"/>
             <wp:effectExtent b="0" l="0" r="0" t="0"/>
-            <wp:docPr descr="Figure 8: Stylized output for spatial probabilistic assessment showing probability of yield gains of above 100kg/ha with early planting of wheat (i.e., before 21st Nov)" title="" id="55" name="Picture"/>
+            <wp:docPr descr="Figure 8: Stylized output for spatial probabilistic assessment showing probability of yield gains of above 100kg/ha with early planting of wheat (i.e., before 21st Nov)" title="" id="56" name="Picture"/>
             <a:graphic>
               <a:graphicData uri="http://schemas.openxmlformats.org/drawingml/2006/picture">
                 <pic:pic>
                   <pic:nvPicPr>
-                    <pic:cNvPr descr="spatial_prob_figure.png" id="56" name="Picture"/>
+                    <pic:cNvPr descr="spatial_prob_figure.png" id="57" name="Picture"/>
                     <pic:cNvPicPr>
                       <a:picLocks noChangeArrowheads="1" noChangeAspect="1"/>
                     </pic:cNvPicPr>
                   </pic:nvPicPr>
                   <pic:blipFill>
-                    <a:blip r:embed="rId54"/>
+                    <a:blip r:embed="rId55"/>
                     <a:stretch>
                       <a:fillRect/>
                     </a:stretch>
@@ -1779,7 +1779,7 @@
       <w:r>
         <w:t xml:space="preserve">.</w:t>
       </w:r>
-      <w:hyperlink r:id="rId57">
+      <w:hyperlink r:id="rId58">
         <w:r>
           <w:rPr>
             <w:rStyle w:val="Hyperlink"/>
@@ -1790,7 +1790,7 @@
       <w:r>
         <w:t xml:space="preserve">. Other interpolations methods can be found here:</w:t>
       </w:r>
-      <w:hyperlink r:id="rId58">
+      <w:hyperlink r:id="rId59">
         <w:r>
           <w:rPr>
             <w:rStyle w:val="Hyperlink"/>
@@ -1887,7 +1887,7 @@
       <w:r>
         <w:t xml:space="preserve"> </w:t>
       </w:r>
-      <w:hyperlink r:id="rId59">
+      <w:hyperlink r:id="rId60">
         <w:r>
           <w:rPr>
             <w:rStyle w:val="Hyperlink"/>
@@ -1924,7 +1924,7 @@
       <w:r>
         <w:t xml:space="preserve"> </w:t>
       </w:r>
-      <w:hyperlink r:id="rId60">
+      <w:hyperlink r:id="rId61">
         <w:r>
           <w:rPr>
             <w:rStyle w:val="Hyperlink"/>
@@ -1936,8 +1936,8 @@
         <w:t xml:space="preserve">.</w:t>
       </w:r>
     </w:p>
-    <w:bookmarkEnd w:id="61"/>
-    <w:bookmarkStart w:id="74" w:name="Xf4ebaa8365f4e402af8eac35d8b79b953253407"/>
+    <w:bookmarkEnd w:id="62"/>
+    <w:bookmarkStart w:id="75" w:name="Xf4ebaa8365f4e402af8eac35d8b79b953253407"/>
     <w:p>
       <w:pPr>
         <w:pStyle w:val="Heading2"/>
@@ -2091,18 +2091,18 @@
           <wp:inline>
             <wp:extent cx="3522587" cy="2307479"/>
             <wp:effectExtent b="0" l="0" r="0" t="0"/>
-            <wp:docPr descr="Figure 9: Workflow for causal ML and policy learning optimization" title="" id="63" name="Picture"/>
+            <wp:docPr descr="Figure 9: Workflow for causal ML and policy learning optimization" title="" id="64" name="Picture"/>
             <a:graphic>
               <a:graphicData uri="http://schemas.openxmlformats.org/drawingml/2006/picture">
                 <pic:pic>
                   <pic:nvPicPr>
-                    <pic:cNvPr descr="Causal_ML_prioritization_workflow.png" id="64" name="Picture"/>
+                    <pic:cNvPr descr="Causal_ML_prioritization_workflow.png" id="65" name="Picture"/>
                     <pic:cNvPicPr>
                       <a:picLocks noChangeArrowheads="1" noChangeAspect="1"/>
                     </pic:cNvPicPr>
                   </pic:nvPicPr>
                   <pic:blipFill>
-                    <a:blip r:embed="rId62"/>
+                    <a:blip r:embed="rId63"/>
                     <a:stretch>
                       <a:fillRect/>
                     </a:stretch>
@@ -2180,18 +2180,18 @@
           <wp:inline>
             <wp:extent cx="4830521" cy="3451740"/>
             <wp:effectExtent b="0" l="0" r="0" t="0"/>
-            <wp:docPr descr="Figure 10: Distribution of conditional average treatment effects of wheat yield gains to early sowing from multi-armed causal ML model" title="" id="66" name="Picture"/>
+            <wp:docPr descr="Figure 10: Distribution of conditional average treatment effects of wheat yield gains to early sowing from multi-armed causal ML model" title="" id="67" name="Picture"/>
             <a:graphic>
               <a:graphicData uri="http://schemas.openxmlformats.org/drawingml/2006/picture">
                 <pic:pic>
                   <pic:nvPicPr>
-                    <pic:cNvPr descr="Causal_ML_cates_distribution_figure.png" id="67" name="Picture"/>
+                    <pic:cNvPr descr="Causal_ML_cates_distribution_figure.png" id="68" name="Picture"/>
                     <pic:cNvPicPr>
                       <a:picLocks noChangeArrowheads="1" noChangeAspect="1"/>
                     </pic:cNvPicPr>
                   </pic:nvPicPr>
                   <pic:blipFill>
-                    <a:blip r:embed="rId65"/>
+                    <a:blip r:embed="rId66"/>
                     <a:stretch>
                       <a:fillRect/>
                     </a:stretch>
@@ -2235,18 +2235,18 @@
           <wp:inline>
             <wp:extent cx="4897256" cy="3780338"/>
             <wp:effectExtent b="0" l="0" r="0" t="0"/>
-            <wp:docPr descr="Figure 11: Transition matrix from status quo (as of 2019) to optimal allocations" title="" id="69" name="Picture"/>
+            <wp:docPr descr="Figure 11: Transition matrix from status quo (as of 2019) to optimal allocations" title="" id="70" name="Picture"/>
             <a:graphic>
               <a:graphicData uri="http://schemas.openxmlformats.org/drawingml/2006/picture">
                 <pic:pic>
                   <pic:nvPicPr>
-                    <pic:cNvPr descr="Transition_matrix_figure.png" id="70" name="Picture"/>
+                    <pic:cNvPr descr="Transition_matrix_figure.png" id="71" name="Picture"/>
                     <pic:cNvPicPr>
                       <a:picLocks noChangeArrowheads="1" noChangeAspect="1"/>
                     </pic:cNvPicPr>
                   </pic:nvPicPr>
                   <pic:blipFill>
-                    <a:blip r:embed="rId68"/>
+                    <a:blip r:embed="rId69"/>
                     <a:stretch>
                       <a:fillRect/>
                     </a:stretch>
@@ -2297,7 +2297,7 @@
       <w:r>
         <w:t xml:space="preserve"> </w:t>
       </w:r>
-      <w:hyperlink r:id="rId71">
+      <w:hyperlink r:id="rId72">
         <w:r>
           <w:rPr>
             <w:rStyle w:val="Hyperlink"/>
@@ -2314,7 +2314,7 @@
       <w:r>
         <w:t xml:space="preserve"> </w:t>
       </w:r>
-      <w:hyperlink r:id="rId72">
+      <w:hyperlink r:id="rId73">
         <w:r>
           <w:rPr>
             <w:rStyle w:val="Hyperlink"/>
@@ -2381,7 +2381,7 @@
       <w:r>
         <w:t xml:space="preserve"> </w:t>
       </w:r>
-      <w:hyperlink r:id="rId73">
+      <w:hyperlink r:id="rId74">
         <w:r>
           <w:rPr>
             <w:rStyle w:val="Hyperlink"/>
@@ -2393,9 +2393,9 @@
         <w:t xml:space="preserve">.</w:t>
       </w:r>
     </w:p>
-    <w:bookmarkEnd w:id="74"/>
     <w:bookmarkEnd w:id="75"/>
-    <w:bookmarkStart w:id="100" w:name="Xa86246670ada672c335ba5f52e206cdd3968124"/>
+    <w:bookmarkEnd w:id="76"/>
+    <w:bookmarkStart w:id="101" w:name="Xa86246670ada672c335ba5f52e206cdd3968124"/>
     <w:p>
       <w:pPr>
         <w:pStyle w:val="Heading1"/>
@@ -2404,7 +2404,7 @@
         <w:t xml:space="preserve">4. Spatial optimization toolkit: Computational risk-return modeling</w:t>
       </w:r>
     </w:p>
-    <w:bookmarkStart w:id="87" w:name="Xdd3b62684eab1e9b153e90e7fe6cffdc2aa5cde"/>
+    <w:bookmarkStart w:id="88" w:name="Xdd3b62684eab1e9b153e90e7fe6cffdc2aa5cde"/>
     <w:p>
       <w:pPr>
         <w:pStyle w:val="Heading2"/>
@@ -2556,18 +2556,18 @@
           <wp:inline>
             <wp:extent cx="3000375" cy="4619625"/>
             <wp:effectExtent b="0" l="0" r="0" t="0"/>
-            <wp:docPr descr="Figure 12: Mean-variance or mean-conditional value at risk (CVaR) workflow" title="" id="77" name="Picture"/>
+            <wp:docPr descr="Figure 12: Mean-variance or mean-conditional value at risk (CVaR) workflow" title="" id="78" name="Picture"/>
             <a:graphic>
               <a:graphicData uri="http://schemas.openxmlformats.org/drawingml/2006/picture">
                 <pic:pic>
                   <pic:nvPicPr>
-                    <pic:cNvPr descr="EV_CVaR_workflow.png" id="78" name="Picture"/>
+                    <pic:cNvPr descr="EV_CVaR_workflow.png" id="79" name="Picture"/>
                     <pic:cNvPicPr>
                       <a:picLocks noChangeArrowheads="1" noChangeAspect="1"/>
                     </pic:cNvPicPr>
                   </pic:nvPicPr>
                   <pic:blipFill>
-                    <a:blip r:embed="rId76"/>
+                    <a:blip r:embed="rId77"/>
                     <a:stretch>
                       <a:fillRect/>
                     </a:stretch>
@@ -2645,18 +2645,18 @@
           <wp:inline>
             <wp:extent cx="3944846" cy="2432016"/>
             <wp:effectExtent b="0" l="0" r="0" t="0"/>
-            <wp:docPr descr="Figure 13: Planting date-varietal yield frontier for Bihar, 2016-2021." title="" id="80" name="Picture"/>
+            <wp:docPr descr="Figure 13: Planting date-varietal yield frontier for Bihar, 2016-2021." title="" id="81" name="Picture"/>
             <a:graphic>
               <a:graphicData uri="http://schemas.openxmlformats.org/drawingml/2006/picture">
                 <pic:pic>
                   <pic:nvPicPr>
-                    <pic:cNvPr descr="sowing_date_varietal_yield_frontier.png" id="81" name="Picture"/>
+                    <pic:cNvPr descr="sowing_date_varietal_yield_frontier.png" id="82" name="Picture"/>
                     <pic:cNvPicPr>
                       <a:picLocks noChangeArrowheads="1" noChangeAspect="1"/>
                     </pic:cNvPicPr>
                   </pic:nvPicPr>
                   <pic:blipFill>
-                    <a:blip r:embed="rId79"/>
+                    <a:blip r:embed="rId80"/>
                     <a:stretch>
                       <a:fillRect/>
                     </a:stretch>
@@ -2700,18 +2700,18 @@
           <wp:inline>
             <wp:extent cx="3997507" cy="2891610"/>
             <wp:effectExtent b="0" l="0" r="0" t="0"/>
-            <wp:docPr descr="Figure 14: Optimal weights for planting date-variety yield frontier, 2016-2021." title="" id="83" name="Picture"/>
+            <wp:docPr descr="Figure 14: Optimal weights for planting date-variety yield frontier, 2016-2021." title="" id="84" name="Picture"/>
             <a:graphic>
               <a:graphicData uri="http://schemas.openxmlformats.org/drawingml/2006/picture">
                 <pic:pic>
                   <pic:nvPicPr>
-                    <pic:cNvPr descr="optimal_weights.png" id="84" name="Picture"/>
+                    <pic:cNvPr descr="optimal_weights.png" id="85" name="Picture"/>
                     <pic:cNvPicPr>
                       <a:picLocks noChangeArrowheads="1" noChangeAspect="1"/>
                     </pic:cNvPicPr>
                   </pic:nvPicPr>
                   <pic:blipFill>
-                    <a:blip r:embed="rId82"/>
+                    <a:blip r:embed="rId83"/>
                     <a:stretch>
                       <a:fillRect/>
                     </a:stretch>
@@ -2768,7 +2768,7 @@
         </w:rPr>
         <w:t xml:space="preserve"> </w:t>
       </w:r>
-      <w:hyperlink r:id="rId85">
+      <w:hyperlink r:id="rId86">
         <w:r>
           <w:rPr>
             <w:rStyle w:val="Hyperlink"/>
@@ -2836,7 +2836,7 @@
       <w:r>
         <w:t xml:space="preserve"> </w:t>
       </w:r>
-      <w:hyperlink r:id="rId86">
+      <w:hyperlink r:id="rId87">
         <w:r>
           <w:rPr>
             <w:rStyle w:val="Hyperlink"/>
@@ -2848,8 +2848,8 @@
         <w:t xml:space="preserve">.</w:t>
       </w:r>
     </w:p>
-    <w:bookmarkEnd w:id="87"/>
-    <w:bookmarkStart w:id="99" w:name="Xe4f442b02ba5887f17f7f2275a44f959b9a5799"/>
+    <w:bookmarkEnd w:id="88"/>
+    <w:bookmarkStart w:id="100" w:name="Xe4f442b02ba5887f17f7f2275a44f959b9a5799"/>
     <w:p>
       <w:pPr>
         <w:pStyle w:val="Heading2"/>
@@ -3024,18 +3024,18 @@
           <wp:inline>
             <wp:extent cx="5334000" cy="4075813"/>
             <wp:effectExtent b="0" l="0" r="0" t="0"/>
-            <wp:docPr descr="Figure 15: Risk optimization using second order stochastic dominance" title="" id="89" name="Picture"/>
+            <wp:docPr descr="Figure 15: Risk optimization using second order stochastic dominance" title="" id="90" name="Picture"/>
             <a:graphic>
               <a:graphicData uri="http://schemas.openxmlformats.org/drawingml/2006/picture">
                 <pic:pic>
                   <pic:nvPicPr>
-                    <pic:cNvPr descr="sosd_workflow.png" id="90" name="Picture"/>
+                    <pic:cNvPr descr="sosd_workflow.png" id="91" name="Picture"/>
                     <pic:cNvPicPr>
                       <a:picLocks noChangeArrowheads="1" noChangeAspect="1"/>
                     </pic:cNvPicPr>
                   </pic:nvPicPr>
                   <pic:blipFill>
-                    <a:blip r:embed="rId88"/>
+                    <a:blip r:embed="rId89"/>
                     <a:stretch>
                       <a:fillRect/>
                     </a:stretch>
@@ -3093,18 +3093,18 @@
           <wp:inline>
             <wp:extent cx="4590410" cy="6400800"/>
             <wp:effectExtent b="0" l="0" r="0" t="0"/>
-            <wp:docPr descr="Figure 16: Willingness to pay based on partial profits for planting date scenario in comparison to fixed date with long duration rice variety strategy" title="" id="92" name="Picture"/>
+            <wp:docPr descr="Figure 16: Willingness to pay based on partial profits for planting date scenario in comparison to fixed date with long duration rice variety strategy" title="" id="93" name="Picture"/>
             <a:graphic>
               <a:graphicData uri="http://schemas.openxmlformats.org/drawingml/2006/picture">
                 <pic:pic>
                   <pic:nvPicPr>
-                    <pic:cNvPr descr="system_profit_sosd_map.png" id="93" name="Picture"/>
+                    <pic:cNvPr descr="system_profit_sosd_map.png" id="94" name="Picture"/>
                     <pic:cNvPicPr>
                       <a:picLocks noChangeArrowheads="1" noChangeAspect="1"/>
                     </pic:cNvPicPr>
                   </pic:nvPicPr>
                   <pic:blipFill>
-                    <a:blip r:embed="rId91"/>
+                    <a:blip r:embed="rId92"/>
                     <a:stretch>
                       <a:fillRect/>
                     </a:stretch>
@@ -3148,18 +3148,18 @@
           <wp:inline>
             <wp:extent cx="5334000" cy="3248632"/>
             <wp:effectExtent b="0" l="0" r="0" t="0"/>
-            <wp:docPr descr="Figure 17: Robust and optimal rice planting date strategy" title="" id="95" name="Picture"/>
+            <wp:docPr descr="Figure 17: Robust and optimal rice planting date strategy" title="" id="96" name="Picture"/>
             <a:graphic>
               <a:graphicData uri="http://schemas.openxmlformats.org/drawingml/2006/picture">
                 <pic:pic>
                   <pic:nvPicPr>
-                    <pic:cNvPr descr="Optimal_rice_planting_strategy.png" id="96" name="Picture"/>
+                    <pic:cNvPr descr="Optimal_rice_planting_strategy.png" id="97" name="Picture"/>
                     <pic:cNvPicPr>
                       <a:picLocks noChangeArrowheads="1" noChangeAspect="1"/>
                     </pic:cNvPicPr>
                   </pic:nvPicPr>
                   <pic:blipFill>
-                    <a:blip r:embed="rId94"/>
+                    <a:blip r:embed="rId95"/>
                     <a:stretch>
                       <a:fillRect/>
                     </a:stretch>
@@ -3210,7 +3210,7 @@
       <w:r>
         <w:t xml:space="preserve"> </w:t>
       </w:r>
-      <w:hyperlink r:id="rId97">
+      <w:hyperlink r:id="rId98">
         <w:r>
           <w:rPr>
             <w:rStyle w:val="Hyperlink"/>
@@ -3300,7 +3300,7 @@
       <w:r>
         <w:t xml:space="preserve"> </w:t>
       </w:r>
-      <w:hyperlink r:id="rId98">
+      <w:hyperlink r:id="rId99">
         <w:r>
           <w:rPr>
             <w:rStyle w:val="Hyperlink"/>
@@ -3312,9 +3312,9 @@
         <w:t xml:space="preserve">.</w:t>
       </w:r>
     </w:p>
-    <w:bookmarkEnd w:id="99"/>
     <w:bookmarkEnd w:id="100"/>
-    <w:bookmarkStart w:id="106" w:name="X18c84c1004d65be555783a15c22226d58dc89ec"/>
+    <w:bookmarkEnd w:id="101"/>
+    <w:bookmarkStart w:id="107" w:name="X18c84c1004d65be555783a15c22226d58dc89ec"/>
     <w:p>
       <w:pPr>
         <w:pStyle w:val="Heading1"/>
@@ -3323,7 +3323,7 @@
         <w:t xml:space="preserve">5. Spatial economic surplus and return on investments (ROI) toolkit</w:t>
       </w:r>
     </w:p>
-    <w:bookmarkStart w:id="105" w:name="Xfe41af4083a207548d6683dbe36c175bbb236d4"/>
+    <w:bookmarkStart w:id="106" w:name="Xfe41af4083a207548d6683dbe36c175bbb236d4"/>
     <w:p>
       <w:pPr>
         <w:pStyle w:val="Heading2"/>
@@ -3445,18 +3445,18 @@
           <wp:inline>
             <wp:extent cx="4677877" cy="3801978"/>
             <wp:effectExtent b="0" l="0" r="0" t="0"/>
-            <wp:docPr descr="" title="" id="102" name="Picture"/>
+            <wp:docPr descr="" title="" id="103" name="Picture"/>
             <a:graphic>
               <a:graphicData uri="http://schemas.openxmlformats.org/drawingml/2006/picture">
                 <pic:pic>
                   <pic:nvPicPr>
-                    <pic:cNvPr descr="spatial_econ_surplus_figure.png" id="103" name="Picture"/>
+                    <pic:cNvPr descr="spatial_econ_surplus_figure.png" id="104" name="Picture"/>
                     <pic:cNvPicPr>
                       <a:picLocks noChangeArrowheads="1" noChangeAspect="1"/>
                     </pic:cNvPicPr>
                   </pic:nvPicPr>
                   <pic:blipFill>
-                    <a:blip r:embed="rId101"/>
+                    <a:blip r:embed="rId102"/>
                     <a:stretch>
                       <a:fillRect/>
                     </a:stretch>
@@ -3497,7 +3497,7 @@
       <w:r>
         <w:t xml:space="preserve"> </w:t>
       </w:r>
-      <w:hyperlink r:id="rId104">
+      <w:hyperlink r:id="rId105">
         <w:r>
           <w:rPr>
             <w:rStyle w:val="Hyperlink"/>
@@ -3541,9 +3541,9 @@
         <w:t xml:space="preserve">. CAB International. See Chapter 7 (pp. 463-498).</w:t>
       </w:r>
     </w:p>
-    <w:bookmarkEnd w:id="105"/>
     <w:bookmarkEnd w:id="106"/>
-    <w:bookmarkStart w:id="119" w:name="Xae5e01d3e6bd7ffe9295ce0ff29b5177bc735bb"/>
+    <w:bookmarkEnd w:id="107"/>
+    <w:bookmarkStart w:id="120" w:name="Xae5e01d3e6bd7ffe9295ce0ff29b5177bc735bb"/>
     <w:p>
       <w:pPr>
         <w:pStyle w:val="Heading1"/>
@@ -3552,7 +3552,7 @@
         <w:t xml:space="preserve">6. Structural differentiated agronomy toolkit</w:t>
       </w:r>
     </w:p>
-    <w:bookmarkStart w:id="118" w:name="X9f80aa6700447077b50b65fd30f25457c34ee15"/>
+    <w:bookmarkStart w:id="119" w:name="X9f80aa6700447077b50b65fd30f25457c34ee15"/>
     <w:p>
       <w:pPr>
         <w:pStyle w:val="Heading2"/>
@@ -3672,18 +3672,18 @@
           <wp:inline>
             <wp:extent cx="3368842" cy="2926080"/>
             <wp:effectExtent b="0" l="0" r="0" t="0"/>
-            <wp:docPr descr="" title="" id="108" name="Picture"/>
+            <wp:docPr descr="" title="" id="109" name="Picture"/>
             <a:graphic>
               <a:graphicData uri="http://schemas.openxmlformats.org/drawingml/2006/picture">
                 <pic:pic>
                   <pic:nvPicPr>
-                    <pic:cNvPr descr="differentiated_agronomy_workflow.png" id="109" name="Picture"/>
+                    <pic:cNvPr descr="differentiated_agronomy_workflow.png" id="110" name="Picture"/>
                     <pic:cNvPicPr>
                       <a:picLocks noChangeArrowheads="1" noChangeAspect="1"/>
                     </pic:cNvPicPr>
                   </pic:nvPicPr>
                   <pic:blipFill>
-                    <a:blip r:embed="rId107"/>
+                    <a:blip r:embed="rId108"/>
                     <a:stretch>
                       <a:fillRect/>
                     </a:stretch>
@@ -3731,18 +3731,18 @@
           <wp:inline>
             <wp:extent cx="5334000" cy="5651055"/>
             <wp:effectExtent b="0" l="0" r="0" t="0"/>
-            <wp:docPr descr="" title="" id="111" name="Picture"/>
+            <wp:docPr descr="" title="" id="112" name="Picture"/>
             <a:graphic>
               <a:graphicData uri="http://schemas.openxmlformats.org/drawingml/2006/picture">
                 <pic:pic>
                   <pic:nvPicPr>
-                    <pic:cNvPr descr="OLS_estimates_diff_Agron.png" id="112" name="Picture"/>
+                    <pic:cNvPr descr="OLS_estimates_diff_Agron.png" id="113" name="Picture"/>
                     <pic:cNvPicPr>
                       <a:picLocks noChangeArrowheads="1" noChangeAspect="1"/>
                     </pic:cNvPicPr>
                   </pic:nvPicPr>
                   <pic:blipFill>
-                    <a:blip r:embed="rId110"/>
+                    <a:blip r:embed="rId111"/>
                     <a:stretch>
                       <a:fillRect/>
                     </a:stretch>
@@ -3785,7 +3785,7 @@
       <w:r>
         <w:t xml:space="preserve"> </w:t>
       </w:r>
-      <w:hyperlink r:id="rId113">
+      <w:hyperlink r:id="rId114">
         <w:r>
           <w:rPr>
             <w:rStyle w:val="Hyperlink"/>
@@ -3844,7 +3844,7 @@
       <w:r>
         <w:t xml:space="preserve"> </w:t>
       </w:r>
-      <w:hyperlink r:id="rId114">
+      <w:hyperlink r:id="rId115">
         <w:r>
           <w:rPr>
             <w:rStyle w:val="Hyperlink"/>
@@ -3894,7 +3894,7 @@
       <w:r>
         <w:t xml:space="preserve"> </w:t>
       </w:r>
-      <w:hyperlink r:id="rId115">
+      <w:hyperlink r:id="rId116">
         <w:r>
           <w:rPr>
             <w:rStyle w:val="Hyperlink"/>
@@ -3934,7 +3934,7 @@
       <w:r>
         <w:t xml:space="preserve"> </w:t>
       </w:r>
-      <w:hyperlink r:id="rId116">
+      <w:hyperlink r:id="rId117">
         <w:r>
           <w:rPr>
             <w:rStyle w:val="Hyperlink"/>
@@ -3984,7 +3984,7 @@
       <w:r>
         <w:t xml:space="preserve"> </w:t>
       </w:r>
-      <w:hyperlink r:id="rId117">
+      <w:hyperlink r:id="rId118">
         <w:r>
           <w:rPr>
             <w:rStyle w:val="Hyperlink"/>
@@ -3996,9 +3996,9 @@
         <w:t xml:space="preserve">.</w:t>
       </w:r>
     </w:p>
-    <w:bookmarkEnd w:id="118"/>
     <w:bookmarkEnd w:id="119"/>
-    <w:bookmarkStart w:id="120" w:name="conclusion"/>
+    <w:bookmarkEnd w:id="120"/>
+    <w:bookmarkStart w:id="121" w:name="conclusion"/>
     <w:p>
       <w:pPr>
         <w:pStyle w:val="Heading1"/>
@@ -4015,8 +4015,8 @@
         <w:t xml:space="preserve">This paper has discussed toolkits for conducting spatial exante analyses using a case study of sowing date advisories. These toolkits are selected to showcase reproducible workflows that can be applied for other agronomic practices and in other areas of interest. In on-going research, we are also using mathematical optimization approaches, agent-based modelling approaches, knowledge guided machine learning and spatial multi-criteria approaches for targeting and prioritizing agricultural innovations. We believe automating research around these methods will allow agronomists and other stakeholders to quickly make scientific discoveries and respond to ever changing agronomic environments due to climate variability and change.</w:t>
       </w:r>
     </w:p>
-    <w:bookmarkEnd w:id="120"/>
-    <w:bookmarkStart w:id="121" w:name="references"/>
+    <w:bookmarkEnd w:id="121"/>
+    <w:bookmarkStart w:id="122" w:name="references"/>
     <w:p>
       <w:pPr>
         <w:pStyle w:val="Heading1"/>
@@ -4204,7 +4204,7 @@
       <w:r>
         <w:t xml:space="preserve"> 50 (3): 615-644. Doi: </w:t>
       </w:r>
-      <w:hyperlink r:id="rId114">
+      <w:hyperlink r:id="rId115">
         <w:r>
           <w:rPr>
             <w:rStyle w:val="Hyperlink"/>
@@ -4297,7 +4297,7 @@
       <w:r>
         <w:t xml:space="preserve"> 69(1): 44-71. Url: </w:t>
       </w:r>
-      <w:hyperlink r:id="rId35">
+      <w:hyperlink r:id="rId36">
         <w:r>
           <w:rPr>
             <w:rStyle w:val="Hyperlink"/>
@@ -4409,7 +4409,7 @@
       <w:r>
         <w:t xml:space="preserve">PhD Dissertation. University of Minnesota. Url: </w:t>
       </w:r>
-      <w:hyperlink r:id="rId116">
+      <w:hyperlink r:id="rId117">
         <w:r>
           <w:rPr>
             <w:rStyle w:val="Hyperlink"/>
@@ -4446,7 +4446,7 @@
       <w:r>
         <w:t xml:space="preserve"> </w:t>
       </w:r>
-      <w:hyperlink r:id="rId60">
+      <w:hyperlink r:id="rId61">
         <w:r>
           <w:rPr>
             <w:rStyle w:val="Hyperlink"/>
@@ -4480,7 +4480,7 @@
       <w:r>
         <w:t xml:space="preserve">. Agricultural Systems 2018: 104014. Doi: </w:t>
       </w:r>
-      <w:hyperlink r:id="rId98">
+      <w:hyperlink r:id="rId99">
         <w:r>
           <w:rPr>
             <w:rStyle w:val="Hyperlink"/>
@@ -4524,7 +4524,7 @@
       <w:r>
         <w:t xml:space="preserve"> 162: 127436. Doi: </w:t>
       </w:r>
-      <w:hyperlink r:id="rId86">
+      <w:hyperlink r:id="rId87">
         <w:r>
           <w:rPr>
             <w:rStyle w:val="Hyperlink"/>
@@ -4568,7 +4568,7 @@
       <w:r>
         <w:t xml:space="preserve"> 69 (2): 307-342. Doi: </w:t>
       </w:r>
-      <w:hyperlink r:id="rId117">
+      <w:hyperlink r:id="rId118">
         <w:r>
           <w:rPr>
             <w:rStyle w:val="Hyperlink"/>
@@ -4580,7 +4580,7 @@
         <w:t xml:space="preserve">.</w:t>
       </w:r>
     </w:p>
-    <w:bookmarkEnd w:id="121"/>
+    <w:bookmarkEnd w:id="122"/>
     <w:sectPr/>
   </w:body>
 </w:document>
